--- a/content/articles/HairProVoices_How-Do-K-Pop-Idols-Keep-Their-Hair-Looking-Healthy-Through-So-Many-Changes?_2026-09-06.docx
+++ b/content/articles/HairProVoices_How-Do-K-Pop-Idols-Keep-Their-Hair-Looking-Healthy-Through-So-Many-Changes?_2026-09-06.docx
@@ -728,9 +728,9 @@
           <w:noProof/>
         </w:rPr>
         <w:drawing>
-          <wp:inline distT="0" distB="0" distL="0" distR="0" wp14:anchorId="6D7286D9" wp14:editId="3C4AE37B">
-            <wp:extent cx="1810871" cy="1810871"/>
-            <wp:effectExtent l="0" t="0" r="5715" b="5715"/>
+          <wp:inline distT="0" distB="0" distL="0" distR="0" wp14:anchorId="6D7286D9" wp14:editId="0EB680EB">
+            <wp:extent cx="2819400" cy="1810385"/>
+            <wp:effectExtent l="0" t="0" r="0" b="5715"/>
             <wp:docPr id="746473104" name="Picture 1" descr="$75.00 · Sephora"/>
             <wp:cNvGraphicFramePr>
               <a:graphicFrameLocks xmlns:a="http://schemas.openxmlformats.org/drawingml/2006/main" noChangeAspect="1"/>
@@ -744,7 +744,7 @@
                       <a:picLocks noChangeAspect="1" noChangeArrowheads="1"/>
                     </pic:cNvPicPr>
                   </pic:nvPicPr>
-                  <pic:blipFill>
+                  <pic:blipFill rotWithShape="1">
                     <a:blip r:embed="rId9">
                       <a:extLst>
                         <a:ext uri="{28A0092B-C50C-407E-A947-70E740481C1C}">
@@ -752,7 +752,7 @@
                         </a:ext>
                       </a:extLst>
                     </a:blip>
-                    <a:srcRect/>
+                    <a:srcRect l="-25254" r="-30480"/>
                     <a:stretch>
                       <a:fillRect/>
                     </a:stretch>
@@ -760,7 +760,7 @@
                   <pic:spPr bwMode="auto">
                     <a:xfrm>
                       <a:off x="0" y="0"/>
-                      <a:ext cx="1815041" cy="1815041"/>
+                      <a:ext cx="2826651" cy="1815041"/>
                     </a:xfrm>
                     <a:prstGeom prst="rect">
                       <a:avLst/>
@@ -769,6 +769,11 @@
                     <a:ln>
                       <a:noFill/>
                     </a:ln>
+                    <a:extLst>
+                      <a:ext uri="{53640926-AAD7-44D8-BBD7-CCE9431645EC}">
+                        <a14:shadowObscured xmlns:a14="http://schemas.microsoft.com/office/drawing/2010/main"/>
+                      </a:ext>
+                    </a:extLst>
                   </pic:spPr>
                 </pic:pic>
               </a:graphicData>
@@ -811,9 +816,9 @@
           <w:noProof/>
         </w:rPr>
         <w:drawing>
-          <wp:inline distT="0" distB="0" distL="0" distR="0" wp14:anchorId="38630AFF" wp14:editId="062FA439">
-            <wp:extent cx="1748118" cy="1748118"/>
-            <wp:effectExtent l="0" t="0" r="5080" b="5080"/>
+          <wp:inline distT="0" distB="0" distL="0" distR="0" wp14:anchorId="38630AFF" wp14:editId="65C3FD1B">
+            <wp:extent cx="2818977" cy="1747199"/>
+            <wp:effectExtent l="0" t="0" r="0" b="5715"/>
             <wp:docPr id="1891558352" name="Picture 2" descr="$29.97 · Walmart"/>
             <wp:cNvGraphicFramePr>
               <a:graphicFrameLocks xmlns:a="http://schemas.openxmlformats.org/drawingml/2006/main" noChangeAspect="1"/>
@@ -827,7 +832,7 @@
                       <a:picLocks noChangeAspect="1" noChangeArrowheads="1"/>
                     </pic:cNvPicPr>
                   </pic:nvPicPr>
-                  <pic:blipFill>
+                  <pic:blipFill rotWithShape="1">
                     <a:blip r:embed="rId10">
                       <a:extLst>
                         <a:ext uri="{28A0092B-C50C-407E-A947-70E740481C1C}">
@@ -835,7 +840,7 @@
                         </a:ext>
                       </a:extLst>
                     </a:blip>
-                    <a:srcRect/>
+                    <a:srcRect l="-29560" r="-31783"/>
                     <a:stretch>
                       <a:fillRect/>
                     </a:stretch>
@@ -843,7 +848,7 @@
                   <pic:spPr bwMode="auto">
                     <a:xfrm>
                       <a:off x="0" y="0"/>
-                      <a:ext cx="1762368" cy="1762368"/>
+                      <a:ext cx="2843451" cy="1762368"/>
                     </a:xfrm>
                     <a:prstGeom prst="rect">
                       <a:avLst/>
@@ -852,6 +857,11 @@
                     <a:ln>
                       <a:noFill/>
                     </a:ln>
+                    <a:extLst>
+                      <a:ext uri="{53640926-AAD7-44D8-BBD7-CCE9431645EC}">
+                        <a14:shadowObscured xmlns:a14="http://schemas.microsoft.com/office/drawing/2010/main"/>
+                      </a:ext>
+                    </a:extLst>
                   </pic:spPr>
                 </pic:pic>
               </a:graphicData>
@@ -893,9 +903,9 @@
           <w:noProof/>
         </w:rPr>
         <w:drawing>
-          <wp:inline distT="0" distB="0" distL="0" distR="0" wp14:anchorId="29658BEA" wp14:editId="494E0A94">
-            <wp:extent cx="1524000" cy="1524000"/>
-            <wp:effectExtent l="0" t="0" r="0" b="0"/>
+          <wp:inline distT="0" distB="0" distL="0" distR="0" wp14:anchorId="29658BEA" wp14:editId="58F19762">
+            <wp:extent cx="2818977" cy="1523753"/>
+            <wp:effectExtent l="0" t="0" r="0" b="635"/>
             <wp:docPr id="619930790" name="Picture 3" descr="$45.00 · Ulta Beauty"/>
             <wp:cNvGraphicFramePr>
               <a:graphicFrameLocks xmlns:a="http://schemas.openxmlformats.org/drawingml/2006/main" noChangeAspect="1"/>
@@ -909,7 +919,7 @@
                       <a:picLocks noChangeAspect="1" noChangeArrowheads="1"/>
                     </pic:cNvPicPr>
                   </pic:nvPicPr>
-                  <pic:blipFill>
+                  <pic:blipFill rotWithShape="1">
                     <a:blip r:embed="rId11">
                       <a:extLst>
                         <a:ext uri="{28A0092B-C50C-407E-A947-70E740481C1C}">
@@ -917,7 +927,7 @@
                         </a:ext>
                       </a:extLst>
                     </a:blip>
-                    <a:srcRect/>
+                    <a:srcRect l="-43336" r="-41667"/>
                     <a:stretch>
                       <a:fillRect/>
                     </a:stretch>
@@ -925,7 +935,7 @@
                   <pic:spPr bwMode="auto">
                     <a:xfrm>
                       <a:off x="0" y="0"/>
-                      <a:ext cx="1539633" cy="1539633"/>
+                      <a:ext cx="2848356" cy="1539633"/>
                     </a:xfrm>
                     <a:prstGeom prst="rect">
                       <a:avLst/>
@@ -934,6 +944,11 @@
                     <a:ln>
                       <a:noFill/>
                     </a:ln>
+                    <a:extLst>
+                      <a:ext uri="{53640926-AAD7-44D8-BBD7-CCE9431645EC}">
+                        <a14:shadowObscured xmlns:a14="http://schemas.microsoft.com/office/drawing/2010/main"/>
+                      </a:ext>
+                    </a:extLst>
                   </pic:spPr>
                 </pic:pic>
               </a:graphicData>
@@ -1080,7 +1095,6 @@
     </w:p>
     <w:p>
       <w:r>
-        <w:lastRenderedPageBreak/>
         <w:t xml:space="preserve">And this isn't unique to K-pop. Celebrity colorists have long used wigs </w:t>
       </w:r>
       <w:proofErr w:type="gramStart"/>
@@ -1095,6 +1109,7 @@
     <w:p>
       <w:proofErr w:type="gramStart"/>
       <w:r>
+        <w:lastRenderedPageBreak/>
         <w:t>So</w:t>
       </w:r>
       <w:proofErr w:type="gramEnd"/>
@@ -1247,7 +1262,6 @@
     </w:p>
     <w:p>
       <w:r>
-        <w:lastRenderedPageBreak/>
         <w:t>And sometimes, despite all of that, the hair still gets damaged. We've seen idols openly show breakage and compromised hair, too. The glossy stage image shouldn't convince you that bleach, heat, and constant styling somehow stopped affecting the hair underneath.</w:t>
       </w:r>
     </w:p>
@@ -1256,6 +1270,7 @@
         <w:pStyle w:val="Heading1"/>
       </w:pPr>
       <w:r>
+        <w:lastRenderedPageBreak/>
         <w:t>The Stylist Takeaway</w:t>
       </w:r>
     </w:p>
